--- a/uploads/20260805-083307-9s4rdm/住院TDM数据研究方向与实施方案.docx
+++ b/uploads/20260805-083307-9s4rdm/住院TDM数据研究方向与实施方案.docx
@@ -3652,7 +3652,7 @@
         <w:rPr>
           <w:b w:val="0"/>
         </w:rPr>
-        <w:t>Clinical Pharmacokinetics；European Journal of Clinical Pharmacology；方法学侧重时 Therapeutic Drug Monitoring。</w:t>
+        <w:t>Progress in Neuro-Psychopharmacology &amp; Biological Psychiatry（医学 2 区，IF 3.9）为首选，该刊已发表母药与代谢物同时拟合的群体药动学模型；备选 Clinical Pharmacokinetics（医学与药学小类均 2 区，IF 4.6）。相近稿件见第六章。</w:t>
       </w:r>
     </w:p>
     <w:p>
@@ -3936,7 +3936,7 @@
         <w:rPr>
           <w:b w:val="0"/>
         </w:rPr>
-        <w:t>European Journal of Clinical Pharmacology；Clinical Pharmacokinetics；Pharmacopsychiatry。</w:t>
+        <w:t>Clinical Pharmacokinetics（医学与药学小类均 2 区，IF 4.6）为首选；若结论落在精神药理含义上则 International Journal of Neuropsychopharmacology（精神病学小类 2 区）。见第六章。</w:t>
       </w:r>
     </w:p>
     <w:p>
@@ -3948,7 +3948,7 @@
           <w:b w:val="0"/>
           <w:i w:val="0"/>
         </w:rPr>
-        <w:t>方向三　从检验结果到剂量调整：浓度指导给药的闭环质量与跨专科定标</w:t>
+        <w:t>方向三　抗精神病药多药联用的暴露图景：从“用了几种药”到“每种药处在治疗窗的什么位置”</w:t>
       </w:r>
     </w:p>
     <w:p>
@@ -3969,7 +3969,7 @@
           <w:b w:val="0"/>
           <w:i w:val="0"/>
         </w:rPr>
-        <w:t>浓度指导给药在若干与精神科无临床交集的专科中已是制度性实践。移植领域以药时曲线下面积为目标调整白消安剂量 ○；他克莫司的个体内变异与快代谢分层已被写入结局研究 ○（PMID 36466843）。肿瘤领域的证据更为直接：一项荟萃分析显示以药动学指导氟尿嘧啶给药相较体表面积给药可提高总缓解率 ○（PMID 26309030）；而真实世界数据显示仅约半数患者处于目标窗内，37% 偏低、16% 偏高 ○（PMID 30699067）。</w:t>
+        <w:t>多药联用是精神科最持久的实践—指南落差。荟萃证据已经相当明确：相较单药治疗，抗精神病药多药联用与锥体外系反应风险升高相关（相对危险度 1.63，95% 置信区间 1.13–2.36），肌张力障碍的相对危险度达 5.91（1.20–29.17），并与全因死亡、复发、再住院、总体功能变差、抗胆碱药使用增加及副作用评分升高相关 ✔（Lancet Psychiatry 2024 系统评价与荟萃分析）。锥体外系反应在使用抗精神病药的患者中合并患病率为 31%，其中帕金森综合征 20%、静坐不能 11%、迟发性运动障碍 7% ✔。</w:t>
       </w:r>
     </w:p>
     <w:p>
@@ -3978,7 +3978,35 @@
           <w:b w:val="0"/>
           <w:i w:val="0"/>
         </w:rPr>
-        <w:t>精神科这一侧，AGNP 共识规定了监测的适应证与推荐等级，按血清浓度指导减药的随机对照试验亦已完成 ○（PMID 39324399）。但矛盾恰在此处：一方面浓度—反应证据不断增强，另一方面病房实践中“测而不调”与“调而不测”并存。本抽取直接呈现了这一张力——6 次阿立哌唑测定之后 7 天内仅发生 1 次剂量变更 ✔。</w:t>
+        <w:t xml:space="preserve">尽管多数指南将多药联用列为最后手段，实践中仍然普遍 ✔。中国的情况尤为突出：住院人群中 </w:t>
+      </w:r>
+      <w:r>
+        <w:rPr>
+          <w:b/>
+          <w:i w:val="0"/>
+        </w:rPr>
+        <w:t>43.1% 接受两种及以上抗精神病药</w:t>
+      </w:r>
+      <w:r>
+        <w:rPr>
+          <w:b w:val="0"/>
+          <w:i w:val="0"/>
+        </w:rPr>
+        <w:t xml:space="preserve"> ✔，且这一比例自 2002 年以来呈上升趋势；与此同时，多数住院患者</w:t>
+      </w:r>
+      <w:r>
+        <w:rPr>
+          <w:b/>
+          <w:i w:val="0"/>
+        </w:rPr>
+        <w:t>出院时改回单药</w:t>
+      </w:r>
+      <w:r>
+        <w:rPr>
+          <w:b w:val="0"/>
+          <w:i w:val="0"/>
+        </w:rPr>
+        <w:t>，与中国指南一致 ✔。也就是说，落差不在医生是否知道指南，而在住院期间与出院时点之间——这是一个可被病历数据直接观测、却几乎没有被测量过的现象。</w:t>
       </w:r>
     </w:p>
     <w:p>
@@ -3987,21 +4015,35 @@
           <w:b w:val="0"/>
           <w:i w:val="0"/>
         </w:rPr>
-        <w:t>既有的实践类研究报告的是浓度分布与监测是否规范，未将</w:t>
+        <w:t>这里存在一个更根本的空白。</w:t>
       </w:r>
       <w:r>
         <w:rPr>
           <w:b/>
           <w:i w:val="0"/>
         </w:rPr>
-        <w:t>检验结果与其后的医嘱变更在个体内时间上链接</w:t>
+        <w:t>现有全部多药联用文献都停留在处方计数层面</w:t>
       </w:r>
       <w:r>
         <w:rPr>
           <w:b w:val="0"/>
           <w:i w:val="0"/>
         </w:rPr>
-        <w:t>成响应回路。这是本方向的空位。</w:t>
+        <w:t>——用了几种药、是否超过一种、氯丙嗪等效剂量是多少。等效剂量法本身也有公认局限：它建立在以氯丙嗪为对照的双盲研究之上，且剂量—年方法无法处理联用药物之间可能的交互作用 ✔。没有人报告过联用药物的</w:t>
+      </w:r>
+      <w:r>
+        <w:rPr>
+          <w:b/>
+          <w:i w:val="0"/>
+        </w:rPr>
+        <w:t>同时血药浓度</w:t>
+      </w:r>
+      <w:r>
+        <w:rPr>
+          <w:b w:val="0"/>
+          <w:i w:val="0"/>
+        </w:rPr>
+        <w:t>，因此“联用究竟是叠加过量，还是此高彼低的失衡”这一问题至今没有实测答案。</w:t>
       </w:r>
     </w:p>
     <w:p>
@@ -4010,7 +4052,44 @@
           <w:b w:val="0"/>
           <w:i w:val="0"/>
         </w:rPr>
-        <w:t>所借的院外方法有二：移植领域把个体内变异作为系统质量指标的做法，以及肿瘤领域把目标窗命中率作为过程绩效指标的做法。二者共同的原则是用外部分布为内部实践定标，而不是用文献均值评判单次结果。</w:t>
+        <w:t>最接近的工作是把血药浓度引入联用讨论的少数研究：有工作提出以治疗药物监测来避免不必要的联用 ✔；另有工作在氯氮平门诊患者中同时考察吸烟、血药浓度、多药联用与不良反应负担 ✔（Tanzer 等，Aust N Z J Psychiatry 2026）。但前者是倡议，后者的浓度只涉及一种药。</w:t>
+      </w:r>
+    </w:p>
+    <w:p>
+      <w:r>
+        <w:rPr>
+          <w:b w:val="0"/>
+          <w:i w:val="0"/>
+        </w:rPr>
+        <w:t>本设计借取的院外方法来自肿瘤内科的</w:t>
+      </w:r>
+      <w:r>
+        <w:rPr>
+          <w:b/>
+          <w:i w:val="0"/>
+        </w:rPr>
+        <w:t>联合化疗剂量强度</w:t>
+      </w:r>
+      <w:r>
+        <w:rPr>
+          <w:b w:val="0"/>
+          <w:i w:val="0"/>
+        </w:rPr>
+        <w:t>概念：多药方案的负荷不以药物数目表达，而以各药相对其标准强度的比值之和表达，从而使不同组合可比。把“标准强度”替换为“各药自身的治疗参考范围”，即得到本方向的核心量——</w:t>
+      </w:r>
+      <w:r>
+        <w:rPr>
+          <w:b/>
+          <w:i w:val="0"/>
+        </w:rPr>
+        <w:t>窗内相对位置向量</w:t>
+      </w:r>
+      <w:r>
+        <w:rPr>
+          <w:b w:val="0"/>
+          <w:i w:val="0"/>
+        </w:rPr>
+        <w:t>。转移的边界在于：化疗的剂量强度有明确的疗效—毒性终点支撑，而精神科的治疗窗本身仍有争议，因此该向量应作为暴露描述而非疗效预测使用。</w:t>
       </w:r>
     </w:p>
     <w:p>
@@ -4031,7 +4110,21 @@
           <w:b w:val="0"/>
           <w:i w:val="0"/>
         </w:rPr>
-        <w:t>让这一方向显形的派生量是“检验结果回报后 7 天内是否发生同分子剂量变更”。样本上 6 比 1 的稀疏响应说明回路存在但很弱。</w:t>
+        <w:t>让这一方向显形的是检验表的一个结构特征：`TEST_PURPOSE` 记录的是</w:t>
+      </w:r>
+      <w:r>
+        <w:rPr>
+          <w:b/>
+          <w:i w:val="0"/>
+        </w:rPr>
+        <w:t>开单时的药物面板</w:t>
+      </w:r>
+      <w:r>
+        <w:rPr>
+          <w:b w:val="0"/>
+          <w:i w:val="0"/>
+        </w:rPr>
+        <w:t>，而非单一被测物。本抽取的三种面板中，有一种是“阿立哌唑+氯硝西泮+帕利哌酮+氯氮平”四药同测 ✔。也就是说，这套数据天然携带联用药物的同时浓度。</w:t>
       </w:r>
     </w:p>
     <w:p>
@@ -4040,7 +4133,21 @@
           <w:b w:val="0"/>
           <w:i w:val="0"/>
         </w:rPr>
-        <w:t>备选框法：其一，仅描述超范围比例——样本中 16 个带参考范围的结果里 6 个在范围内、5 个偏高、5 个偏低，出界率 62.5% ✔，这个数字本身有意义，但它是对现状的描述，不构成研究问题；其二，即本设计，把“是否调整”作为结局构建响应估计量；其三，进一步考察“调整之后浓度是否回到范围”，这需要更密的重复采样，列为延伸分析。</w:t>
+        <w:t>样本上的读数是直接的：S2 一次采血测得氯氮平 721 ng/mL（参考范围 350–600，偏高）、帕利哌酮 86.4（20–60，偏高）、阿立哌唑 63（100–350，偏低）、氯硝西泮 46.6（4–80，范围内）✔。</w:t>
+      </w:r>
+      <w:r>
+        <w:rPr>
+          <w:b/>
+          <w:i w:val="0"/>
+        </w:rPr>
+        <w:t>两高、一低、一在范围内</w:t>
+      </w:r>
+      <w:r>
+        <w:rPr>
+          <w:b w:val="0"/>
+          <w:i w:val="0"/>
+        </w:rPr>
+        <w:t>——这不是“联用导致普遍过量”，而是一幅失衡的图景。若只看处方，这名患者被记为“联用”；只有看浓度，才知道联用的具体形态是什么。医嘱侧同样支持：五名受试者中三名在住院期间接受抗精神病药联用（S1 奥氮平+阿立哌唑、S2 氯氮平+锂盐+丙戊酸、S5 喹硫平+阿立哌唑）✔。</w:t>
       </w:r>
     </w:p>
     <w:p>
@@ -4049,7 +4156,21 @@
           <w:b w:val="0"/>
           <w:i w:val="0"/>
         </w:rPr>
-        <w:t>选择第二种，是因为它把“浓度指导”从理念变成可测量的过程估计量，并且可与移植、肿瘤两个专科的制度性基准直接对比——这一比较框架在精神科文献中尚未出现。</w:t>
+        <w:t>备选框法有三。其一，仅统计联用率——这是既有文献做过的，且做得比单中心数据更好；其二，仅比较联用与单药的总氯丙嗪等效剂量——受制于等效剂量法的已知局限，且无法回答失衡问题；其三，即本设计：以各药</w:t>
+      </w:r>
+      <w:r>
+        <w:rPr>
+          <w:b/>
+          <w:i w:val="0"/>
+        </w:rPr>
+        <w:t>窗内相对位置</w:t>
+      </w:r>
+      <w:r>
+        <w:rPr>
+          <w:b w:val="0"/>
+          <w:i w:val="0"/>
+        </w:rPr>
+        <w:t>构成向量，刻画联用的暴露形态，并把住院期间格局与出院带药格局作前后对照。</w:t>
       </w:r>
     </w:p>
     <w:p>
@@ -4058,7 +4179,16 @@
           <w:b w:val="0"/>
           <w:i w:val="0"/>
         </w:rPr>
-        <w:t>什么情况会改变结论：若全量数据显示本院对超范围结果的响应时间中位数短于 7 天、命中率高于 80%，则“回路薄弱”的判断被推翻。但设计本身不受影响——结论方向反转，测量框架不变，这正是一个良好设计应有的性质。</w:t>
+        <w:t>选择第三种的理由，是它同时回答了两个既有文献回答不了的问题：联用的暴露形态是什么，以及住院与出院之间的落差有多大。后者之所以可测，是因为 `MEDICATION_WAY` 区分“口服”与“出院带药”（本抽取 25 行标记为出院带药）✔——同一名患者的两个时点在同一张表内。</w:t>
+      </w:r>
+    </w:p>
+    <w:p>
+      <w:r>
+        <w:rPr>
+          <w:b w:val="0"/>
+          <w:i w:val="0"/>
+        </w:rPr>
+        <w:t>什么情况会改变结论：若全量数据显示联用患者各药浓度普遍同向偏高，则“失衡”的框法被推翻，问题回到“叠加过量”，此时向量退化为标量总负荷，设计简化但仍成立。反之，若住院与出院格局并无落差，则说明本院实践已与指南一致，结论方向反转而测量不变。</w:t>
       </w:r>
     </w:p>
     <w:p>
@@ -4087,7 +4217,7 @@
         <w:rPr>
           <w:b w:val="0"/>
         </w:rPr>
-        <w:t>在超出参考范围的 TDM 结果回报之后，医师在 7 天与 14 天内调整同分子剂量的概率与时间分布如何？与哪些患者及药物特征相关？相对移植与肿瘤专科的制度性基准处于什么位置？</w:t>
+        <w:t>在接受抗精神病药联用的住院患者中，同时测定的各药分别处于其治疗参考范围的什么位置？联用的暴露形态是同向叠加还是此高彼低的失衡？住院期间的联用格局与同一患者出院带药格局之间的差异有多大，与哪些因素相关？</w:t>
       </w:r>
     </w:p>
     <w:p>
@@ -4104,7 +4234,7 @@
         <w:rPr>
           <w:b w:val="0"/>
         </w:rPr>
-        <w:t>超范围条件下发生调整的概率及其 95% 置信区间；至调整时间的中位数与分布（Kaplan–Meier 曲线与时变协变量 Cox 模型）；按超上界与超下界、药物种类、住院医嘱与出院带药分层。</w:t>
+        <w:t>各药窗内相对位置（观测值在其参考范围内的百分位化位置，超出范围时按外推比例表示）；联用组合的位置向量及其失衡指标（向量内最大值与最小值之差）；住院与出院联用药物数的配对差异及其 95% 置信区间；总负荷以氯丙嗪等效剂量表示，作为与既有文献可比的次要估计量。</w:t>
       </w:r>
     </w:p>
     <w:p>
@@ -4121,7 +4251,7 @@
         <w:rPr>
           <w:b w:val="0"/>
         </w:rPr>
-        <w:t>结果事件由 `检验.TEST_RESULT` 与同行 `REFFR_SCOPE` 比较得出；调整事件定义为采样日之后 7 或 14 天内存在同分子新医嘱且剂量或频次不同于采样当日在用医嘱；时间零点取 `检验.TEST_DATE`；协变量包括病案首页人口学、主要诊断（F20 与 F31 分层）与开立科室。</w:t>
+        <w:t>面板识别取 `检验.TEST_PURPOSE`（记录开单药物组合）与同一 `SAMPLENO` 下的多行`PROJECT_NAME`；窗位置由 `TEST_RESULT` 与同行 `REFFR_SCOPE` 计算，无需外部查表；住院用药集合取 `医嘱记录` 中 `MEDICATION_WAY` 为“口服”者，出院用药集合取 `MEDICATION_WAY` 为“出院带药”者，两者按同分子归一后比较；氯丙嗪等效剂量按公开换算表计算并注明所用版本；协变量取病案首页人口学与主要诊断（F20 与 F31 分层）、住院天数。</w:t>
       </w:r>
     </w:p>
     <w:p>
@@ -4138,7 +4268,7 @@
         <w:rPr>
           <w:b w:val="0"/>
         </w:rPr>
-        <w:t>结果与医嘱的日期先后须双向核查，防止反向因果；对 7 天与 14 天窗口做敏感性分析；对“出院带药不计为调整”这一约定做敏感性分析。</w:t>
+        <w:t>窗位置计算对参考范围来源做敏感性分析（随行范围 vs AGNP 共识范围）；等效剂量换算对不同换算表做敏感性分析；住院—出院配对分析剔除因转科或自动出院导致医嘱不完整者；对“同分子归一”的商品名映射做人工复核。</w:t>
       </w:r>
     </w:p>
     <w:p>
@@ -4155,7 +4285,7 @@
         <w:rPr>
           <w:b w:val="0"/>
         </w:rPr>
-        <w:t>二项比例比较，α=0.05、把握度 0.80：200 次超范围结果可检出 15 个百分点的响应率差异（如 25% 对 40%），95% 置信区间半宽约 ±6–7 个百分点。全量一至两年的超范围结果预计可达 200–600 次。</w:t>
+        <w:t>住院与出院联用药物数的配对比较：若配对差异标准差为 0.8 种，α=0.05、把握度 0.80，检出 0.2 种的平均差异需 128 对；本院若联用率接近全国住院水平 43%，一年住院患者中可获得数百对。多药面板同测的样本量取决于开单习惯，本抽取 22 行检验中有 6 行来自四药面板，据此外推一年可得数十至上百例，足以支撑失衡形态的描述与分层比较。</w:t>
       </w:r>
     </w:p>
     <w:p>
@@ -4172,7 +4302,7 @@
         <w:rPr>
           <w:b w:val="0"/>
         </w:rPr>
-        <w:t>时间窗误判——按上述双向核查处理；调整已发生但未录入医嘱系统——不可观测，在局限中明确声明；混杂——多药联用与疾病严重度，按超界方向分层并调整诊断；报告遵循 RECORD-PE 对暴露时间窗与截尾的要求。</w:t>
+        <w:t>监测适应证选择偏倚——接受多药面板检测的患者可能病情更复杂，目标人群明确界定为“接受联用监测的住院患者”；参考范围的可比性——各药范围来源不同，窗位置的跨药比较须声明这一前提；出院带药不等于出院后实际用药——以“处方意图”而非“实际暴露”表述；等效剂量法的固有局限须在讨论中明确，不以其作为主要结论的依据。</w:t>
       </w:r>
     </w:p>
     <w:p>
@@ -4189,7 +4319,7 @@
         <w:rPr>
           <w:b w:val="0"/>
         </w:rPr>
-        <w:t>既有的住院 TDM 实践研究报告浓度分布与监测适宜性，未做个体内时间链接。本设计的差异轴：一是把检验结果与后续医嘱变更链接成响应回路估计量；二是首次以移植领域的个体内变异指标与肿瘤领域的目标窗命中率为精神科 TDM 实践定标。读者获得的是一套可直接复制到任何同时拥有 TDM 与医嘱数据的机构的回路质量测量方法。</w:t>
+        <w:t>既有的多药联用文献——包括规模最大的系统评价与荟萃分析——全部停留在处方计数层面，无一报告联用药物的同时血药浓度。差异轴有三：一是首次以同时测定的多药浓度刻画联用的暴露形态，把“联用”从一个二分标签变为一个可测的位置向量；二是借用肿瘤内科的剂量强度概念，使不同联用组合之间可比；三是利用同一数据源中住院与出院两个时点，量化指南与实践之间那道公认存在、却从未被同一批患者内部测量过的落差。读者获得的是一种把联用问题从计数推进到暴露层面的可复用测量方法。</w:t>
       </w:r>
     </w:p>
     <w:p>
@@ -4206,7 +4336,7 @@
         <w:rPr>
           <w:b w:val="0"/>
         </w:rPr>
-        <w:t>Therapeutic Drug Monitoring；Pharmacopsychiatry；中华精神科杂志。</w:t>
+        <w:t>International Journal of Neuropsychopharmacology（精神病学小类 2 区）为首选；备选 Progress in Neuro-Psychopharmacology &amp; Biological Psychiatry（医学 2 区）。相近稿件见第六章。</w:t>
       </w:r>
     </w:p>
     <w:p>
@@ -4476,7 +4606,7 @@
         <w:rPr>
           <w:b w:val="0"/>
         </w:rPr>
-        <w:t>Schizophrenia Bulletin；Translational Psychiatry；Psychological Medicine。</w:t>
+        <w:t>Journal of Affective Disorders（医学 2 区 / 精神病学小类 2 区，IF 约 4.9）为首选；若重心在暴露—轨迹的剂量反应关系，则 Progress in Neuro-Psychopharmacology &amp; Biological Psychiatry（医学 2 区）。见第六章。</w:t>
       </w:r>
     </w:p>
     <w:p>
@@ -4746,7 +4876,7 @@
         <w:rPr>
           <w:b w:val="0"/>
         </w:rPr>
-        <w:t>Therapeutic Drug Monitoring；Drug Safety；Journal of Clinical Psychopharmacology。</w:t>
+        <w:t>International Journal of Neuropsychopharmacology（精神病学小类 2 区）为首选——该刊已发表抗帕金森药与抗精神病药联用的自发报告分析，与本数据的苯海索代理终点同源；备选 Drug Safety（药学小类 2 区，IF 3.8）。见第六章。</w:t>
       </w:r>
     </w:p>
     <w:p>
@@ -4758,7 +4888,1018 @@
           <w:b w:val="0"/>
           <w:i w:val="0"/>
         </w:rPr>
-        <w:t>六、跨领域方法借鉴与转移边界</w:t>
+        <w:t>六、投稿目标期刊</w:t>
+      </w:r>
+    </w:p>
+    <w:p>
+      <w:r>
+        <w:rPr>
+          <w:b w:val="0"/>
+          <w:i w:val="0"/>
+        </w:rPr>
+        <w:t>投稿目标按以下口径筛选：</w:t>
+      </w:r>
+      <w:r>
+        <w:rPr>
+          <w:b/>
+          <w:i w:val="0"/>
+        </w:rPr>
+        <w:t>中科院分区小类二区即可，大类为三区不影响；两者不一致时按较高的一档采信</w:t>
+      </w:r>
+      <w:r>
+        <w:rPr>
+          <w:b w:val="0"/>
+          <w:i w:val="0"/>
+        </w:rPr>
+        <w:t>。不追求一区——一区期刊对本组研究的体量与人群规模要求偏高，投稿性价比不划算。</w:t>
+      </w:r>
+    </w:p>
+    <w:p>
+      <w:r>
+        <w:rPr>
+          <w:b w:val="0"/>
+          <w:i w:val="0"/>
+        </w:rPr>
+        <w:t>核查中出现一个对选刊有实质影响的事实，需先说明：</w:t>
+      </w:r>
+      <w:r>
+        <w:rPr>
+          <w:b/>
+          <w:i w:val="0"/>
+        </w:rPr>
+        <w:t>药动学与治疗药物监测的专业期刊在中科院体系中普遍偏低。</w:t>
+      </w:r>
+      <w:r>
+        <w:rPr>
+          <w:b w:val="0"/>
+          <w:i w:val="0"/>
+        </w:rPr>
+        <w:t xml:space="preserve"> British Journal of Clinical Pharmacology 为医学与药学双三区（影响因子 3.0），CPT: Pharmacometrics &amp; Systems Pharmacology 同为三区（3.1），Therapeutic Drug Monitoring、European Journal of Clinical Pharmacology、Journal of Clinical Psychopharmacology 与 Pharmacopsychiatry 均在三区或以下，Journal of Psychopharmacology 为医学三区。这些刊在专业共同体内声誉良好，但不满足二区门槛。</w:t>
+      </w:r>
+    </w:p>
+    <w:p>
+      <w:r>
+        <w:rPr>
+          <w:b/>
+          <w:i w:val="0"/>
+        </w:rPr>
+        <w:t>因此本组研究的落点应偏向精神药理与药物警戒方向的期刊，而非纯药动学期刊。</w:t>
+      </w:r>
+      <w:r>
+        <w:rPr>
+          <w:b w:val="0"/>
+          <w:i w:val="0"/>
+        </w:rPr>
+        <w:t>下表每一条都给出匹配理由与一篇该刊已发表的相近稿件——相近稿件的作用不只是证明选刊合理，更是可直接参照的写作模板：它的结构、对照设置与讨论组织方式，就是该刊编辑期待的形态。</w:t>
+      </w:r>
+    </w:p>
+    <w:tbl>
+      <w:tblPr>
+        <w:tblStyle w:val="LightGrid-Accent1"/>
+        <w:tblW w:type="auto" w:w="0"/>
+        <w:jc w:val="center"/>
+        <w:tblLook w:firstColumn="1" w:firstRow="1" w:lastColumn="0" w:lastRow="0" w:noHBand="0" w:noVBand="1" w:val="04A0"/>
+      </w:tblPr>
+      <w:tblGrid>
+        <w:gridCol w:w="2323"/>
+        <w:gridCol w:w="2323"/>
+        <w:gridCol w:w="2323"/>
+        <w:gridCol w:w="2323"/>
+      </w:tblGrid>
+      <w:tr>
+        <w:tc>
+          <w:tcPr>
+            <w:tcW w:type="dxa" w:w="567"/>
+          </w:tcPr>
+          <w:p>
+            <w:r/>
+            <w:r>
+              <w:rPr>
+                <w:b/>
+                <w:sz w:val="18"/>
+              </w:rPr>
+              <w:t>方向</w:t>
+            </w:r>
+          </w:p>
+        </w:tc>
+        <w:tc>
+          <w:tcPr>
+            <w:tcW w:type="dxa" w:w="2494"/>
+          </w:tcPr>
+          <w:p>
+            <w:r/>
+            <w:r>
+              <w:rPr>
+                <w:b/>
+                <w:sz w:val="18"/>
+              </w:rPr>
+              <w:t>推荐期刊（分区 / 影响因子）</w:t>
+            </w:r>
+          </w:p>
+        </w:tc>
+        <w:tc>
+          <w:tcPr>
+            <w:tcW w:type="dxa" w:w="2948"/>
+          </w:tcPr>
+          <w:p>
+            <w:r/>
+            <w:r>
+              <w:rPr>
+                <w:b/>
+                <w:sz w:val="18"/>
+              </w:rPr>
+              <w:t>匹配理由</w:t>
+            </w:r>
+          </w:p>
+        </w:tc>
+        <w:tc>
+          <w:tcPr>
+            <w:tcW w:type="dxa" w:w="3288"/>
+          </w:tcPr>
+          <w:p>
+            <w:r/>
+            <w:r>
+              <w:rPr>
+                <w:b/>
+                <w:sz w:val="18"/>
+              </w:rPr>
+              <w:t>该刊已发表的相近稿件</w:t>
+            </w:r>
+          </w:p>
+        </w:tc>
+      </w:tr>
+      <w:tr>
+        <w:tc>
+          <w:tcPr>
+            <w:tcW w:type="dxa" w:w="567"/>
+          </w:tcPr>
+          <w:p>
+            <w:r/>
+            <w:r>
+              <w:rPr>
+                <w:b w:val="0"/>
+                <w:sz w:val="18"/>
+              </w:rPr>
+              <w:t>一</w:t>
+            </w:r>
+          </w:p>
+        </w:tc>
+        <w:tc>
+          <w:tcPr>
+            <w:tcW w:type="dxa" w:w="2494"/>
+          </w:tcPr>
+          <w:p>
+            <w:r/>
+            <w:r>
+              <w:rPr>
+                <w:b/>
+                <w:sz w:val="18"/>
+              </w:rPr>
+              <w:t>Progress in Neuro-Psychopharmacology &amp; Biological Psychiatry</w:t>
+            </w:r>
+            <w:r>
+              <w:rPr>
+                <w:b w:val="0"/>
+                <w:sz w:val="18"/>
+              </w:rPr>
+              <w:br/>
+              <w:t>医学大类 2 区，JCR Q1，IF 3.9</w:t>
+            </w:r>
+          </w:p>
+        </w:tc>
+        <w:tc>
+          <w:tcPr>
+            <w:tcW w:type="dxa" w:w="2948"/>
+          </w:tcPr>
+          <w:p>
+            <w:r/>
+            <w:r>
+              <w:rPr>
+                <w:b/>
+                <w:sz w:val="18"/>
+              </w:rPr>
+              <w:t>首选。</w:t>
+            </w:r>
+            <w:r>
+              <w:rPr>
+                <w:b w:val="0"/>
+                <w:sz w:val="18"/>
+              </w:rPr>
+              <w:t xml:space="preserve"> 该刊接受精神科药物的群体药动学建模，且已发表母药与代谢物</w:t>
+            </w:r>
+            <w:r>
+              <w:rPr>
+                <w:b/>
+                <w:sz w:val="18"/>
+              </w:rPr>
+              <w:t>同时拟合</w:t>
+            </w:r>
+            <w:r>
+              <w:rPr>
+                <w:b w:val="0"/>
+                <w:sz w:val="18"/>
+              </w:rPr>
+              <w:t>的模型——与本数据阿立哌唑/脱氢阿立哌唑的结构完全一致，编辑与审稿人无需被说服这种数据形态的价值。</w:t>
+            </w:r>
+          </w:p>
+        </w:tc>
+        <w:tc>
+          <w:tcPr>
+            <w:tcW w:type="dxa" w:w="3288"/>
+          </w:tcPr>
+          <w:p>
+            <w:r/>
+            <w:r>
+              <w:rPr>
+                <w:b w:val="0"/>
+                <w:sz w:val="18"/>
+              </w:rPr>
+              <w:t>《Population pharmacokinetic analysis for simultaneous fit of clozapine and norclozapine concentrations in adult psychiatric patients》（2025）——氯氮平与去甲氯氮平联合建模，纳入患者与合并治疗因素。把“氯氮平/去甲氯氮平”换成“阿立哌唑/脱氢阿立哌唑”，再加上区间似然处理未知采样时刻，即为本方向的骨架。</w:t>
+            </w:r>
+          </w:p>
+        </w:tc>
+      </w:tr>
+      <w:tr>
+        <w:tc>
+          <w:tcPr>
+            <w:tcW w:type="dxa" w:w="567"/>
+          </w:tcPr>
+          <w:p>
+            <w:r/>
+            <w:r>
+              <w:rPr>
+                <w:b w:val="0"/>
+                <w:sz w:val="18"/>
+              </w:rPr>
+              <w:t>一</w:t>
+            </w:r>
+          </w:p>
+        </w:tc>
+        <w:tc>
+          <w:tcPr>
+            <w:tcW w:type="dxa" w:w="2494"/>
+          </w:tcPr>
+          <w:p>
+            <w:r/>
+            <w:r>
+              <w:rPr>
+                <w:b/>
+                <w:sz w:val="18"/>
+              </w:rPr>
+              <w:t>Clinical Pharmacokinetics</w:t>
+            </w:r>
+            <w:r>
+              <w:rPr>
+                <w:b w:val="0"/>
+                <w:sz w:val="18"/>
+              </w:rPr>
+              <w:br/>
+              <w:t>医学 2 区 / 药学小类 2 区，IF 4.6</w:t>
+            </w:r>
+          </w:p>
+        </w:tc>
+        <w:tc>
+          <w:tcPr>
+            <w:tcW w:type="dxa" w:w="2948"/>
+          </w:tcPr>
+          <w:p>
+            <w:r/>
+            <w:r>
+              <w:rPr>
+                <w:b w:val="0"/>
+                <w:sz w:val="18"/>
+              </w:rPr>
+              <w:t>备选。群体药动学与模型指导给药的正统归属地，区间似然这一方法学创新在此最被识别；但该刊偏好模型细节，对“可迁移管线”这一卖点的兴趣低于上者。</w:t>
+            </w:r>
+          </w:p>
+        </w:tc>
+        <w:tc>
+          <w:tcPr>
+            <w:tcW w:type="dxa" w:w="3288"/>
+          </w:tcPr>
+          <w:p>
+            <w:r/>
+            <w:r>
+              <w:rPr>
+                <w:b w:val="0"/>
+                <w:sz w:val="18"/>
+              </w:rPr>
+              <w:t>该刊常规刊载由常规监测数据构建的群体药动学模型。写作时可参照 Reeves 等 2024 年在 Br J Clin Pharmacol 的氯氮平给药选择模型（PMID 36793249）——其数据来源正是一项1993–2017 年的氯氮平监测服务记录，与本数据的来源性质相同。</w:t>
+            </w:r>
+          </w:p>
+        </w:tc>
+      </w:tr>
+      <w:tr>
+        <w:tc>
+          <w:tcPr>
+            <w:tcW w:type="dxa" w:w="567"/>
+          </w:tcPr>
+          <w:p>
+            <w:r/>
+            <w:r>
+              <w:rPr>
+                <w:b w:val="0"/>
+                <w:sz w:val="18"/>
+              </w:rPr>
+              <w:t>二</w:t>
+            </w:r>
+          </w:p>
+        </w:tc>
+        <w:tc>
+          <w:tcPr>
+            <w:tcW w:type="dxa" w:w="2494"/>
+          </w:tcPr>
+          <w:p>
+            <w:r/>
+            <w:r>
+              <w:rPr>
+                <w:b/>
+                <w:sz w:val="18"/>
+              </w:rPr>
+              <w:t>Clinical Pharmacokinetics</w:t>
+            </w:r>
+            <w:r>
+              <w:rPr>
+                <w:b w:val="0"/>
+                <w:sz w:val="18"/>
+              </w:rPr>
+              <w:br/>
+              <w:t>医学 2 区 / 药学小类 2 区，IF 4.6</w:t>
+            </w:r>
+          </w:p>
+        </w:tc>
+        <w:tc>
+          <w:tcPr>
+            <w:tcW w:type="dxa" w:w="2948"/>
+          </w:tcPr>
+          <w:p>
+            <w:r/>
+            <w:r>
+              <w:rPr>
+                <w:b/>
+                <w:sz w:val="18"/>
+              </w:rPr>
+              <w:t>首选。</w:t>
+            </w:r>
+            <w:r>
+              <w:rPr>
+                <w:b w:val="0"/>
+                <w:sz w:val="18"/>
+              </w:rPr>
+              <w:t xml:space="preserve"> 药物相互作用与表型代理均在收稿范围内；本方向的核心产出是一张“合并用药→暴露倍数变化”的定量表，正是该刊读者取用的形式。</w:t>
+            </w:r>
+          </w:p>
+        </w:tc>
+        <w:tc>
+          <w:tcPr>
+            <w:tcW w:type="dxa" w:w="3288"/>
+          </w:tcPr>
+          <w:p>
+            <w:r/>
+            <w:r>
+              <w:rPr>
+                <w:b w:val="0"/>
+                <w:sz w:val="18"/>
+              </w:rPr>
+              <w:t>参照上述氯氮平模型对吸烟、性别、种族等协变量的处理方式；本方向以代谢比替代基因型，在协变量结构上是同一类问题的延伸。</w:t>
+            </w:r>
+          </w:p>
+        </w:tc>
+      </w:tr>
+      <w:tr>
+        <w:tc>
+          <w:tcPr>
+            <w:tcW w:type="dxa" w:w="567"/>
+          </w:tcPr>
+          <w:p>
+            <w:r/>
+            <w:r>
+              <w:rPr>
+                <w:b w:val="0"/>
+                <w:sz w:val="18"/>
+              </w:rPr>
+              <w:t>二</w:t>
+            </w:r>
+          </w:p>
+        </w:tc>
+        <w:tc>
+          <w:tcPr>
+            <w:tcW w:type="dxa" w:w="2494"/>
+          </w:tcPr>
+          <w:p>
+            <w:r/>
+            <w:r>
+              <w:rPr>
+                <w:b/>
+                <w:sz w:val="18"/>
+              </w:rPr>
+              <w:t>International Journal of Neuropsychopharmacology</w:t>
+            </w:r>
+            <w:r>
+              <w:rPr>
+                <w:b w:val="0"/>
+                <w:sz w:val="18"/>
+              </w:rPr>
+              <w:br/>
+              <w:t>医学 2 区（精神病学小类 2 区），IF 约 4.5</w:t>
+            </w:r>
+          </w:p>
+        </w:tc>
+        <w:tc>
+          <w:tcPr>
+            <w:tcW w:type="dxa" w:w="2948"/>
+          </w:tcPr>
+          <w:p>
+            <w:r/>
+            <w:r>
+              <w:rPr>
+                <w:b w:val="0"/>
+                <w:sz w:val="18"/>
+              </w:rPr>
+              <w:t>备选。若把结论落在“合并用药导致暴露超窗、进而影响临床用药决策”的精神药理含义上，而非落在药动学参数本身，则此刊更合适。</w:t>
+            </w:r>
+          </w:p>
+        </w:tc>
+        <w:tc>
+          <w:tcPr>
+            <w:tcW w:type="dxa" w:w="3288"/>
+          </w:tcPr>
+          <w:p>
+            <w:r/>
+            <w:r>
+              <w:rPr>
+                <w:b w:val="0"/>
+                <w:sz w:val="18"/>
+              </w:rPr>
+              <w:t>该刊 2025 年发表《Exploring the risk of adverse drug events in combination with antiparkinsonics and antipsychotics》（DOI 10.1093/ijnp/pyaf033）——抗帕金森药与抗精神病药联用的真实世界分析，与本方向的合并用药视角同源。</w:t>
+            </w:r>
+          </w:p>
+        </w:tc>
+      </w:tr>
+      <w:tr>
+        <w:tc>
+          <w:tcPr>
+            <w:tcW w:type="dxa" w:w="567"/>
+          </w:tcPr>
+          <w:p>
+            <w:r/>
+            <w:r>
+              <w:rPr>
+                <w:b w:val="0"/>
+                <w:sz w:val="18"/>
+              </w:rPr>
+              <w:t>三</w:t>
+            </w:r>
+          </w:p>
+        </w:tc>
+        <w:tc>
+          <w:tcPr>
+            <w:tcW w:type="dxa" w:w="2494"/>
+          </w:tcPr>
+          <w:p>
+            <w:r/>
+            <w:r>
+              <w:rPr>
+                <w:b/>
+                <w:sz w:val="18"/>
+              </w:rPr>
+              <w:t>International Journal of Neuropsychopharmacology</w:t>
+            </w:r>
+            <w:r>
+              <w:rPr>
+                <w:b w:val="0"/>
+                <w:sz w:val="18"/>
+              </w:rPr>
+              <w:br/>
+              <w:t>医学 2 区（精神病学小类 2 区），IF 约 4.5</w:t>
+            </w:r>
+          </w:p>
+        </w:tc>
+        <w:tc>
+          <w:tcPr>
+            <w:tcW w:type="dxa" w:w="2948"/>
+          </w:tcPr>
+          <w:p>
+            <w:r/>
+            <w:r>
+              <w:rPr>
+                <w:b/>
+                <w:sz w:val="18"/>
+              </w:rPr>
+              <w:t>首选。</w:t>
+            </w:r>
+            <w:r>
+              <w:rPr>
+                <w:b w:val="0"/>
+                <w:sz w:val="18"/>
+              </w:rPr>
+              <w:t xml:space="preserve"> 该刊接受抗精神病药联用与用药模式的真实世界研究，且本方向把联用从处方计数推进到暴露层面，正是其读者会认为具有增量的方向。</w:t>
+            </w:r>
+          </w:p>
+        </w:tc>
+        <w:tc>
+          <w:tcPr>
+            <w:tcW w:type="dxa" w:w="3288"/>
+          </w:tcPr>
+          <w:p>
+            <w:r/>
+            <w:r>
+              <w:rPr>
+                <w:b w:val="0"/>
+                <w:sz w:val="18"/>
+              </w:rPr>
+              <w:t>该刊 2025 年《Exploring the risk of adverse drug events in combination with antiparkinsonics and antipsychotics》（DOI 10.1093/ijnp/pyaf033）示范了该刊对“联用”类问题的组织方式；对照对象则应设为 Lancet Psychiatry 2024 的多药联用系统评价（锥体外系反应相对危险度 1.63），本方向的立论正是指出该文所依据的证据全部来自处方计数。</w:t>
+            </w:r>
+          </w:p>
+        </w:tc>
+      </w:tr>
+      <w:tr>
+        <w:tc>
+          <w:tcPr>
+            <w:tcW w:type="dxa" w:w="567"/>
+          </w:tcPr>
+          <w:p>
+            <w:r/>
+            <w:r>
+              <w:rPr>
+                <w:b w:val="0"/>
+                <w:sz w:val="18"/>
+              </w:rPr>
+              <w:t>三</w:t>
+            </w:r>
+          </w:p>
+        </w:tc>
+        <w:tc>
+          <w:tcPr>
+            <w:tcW w:type="dxa" w:w="2494"/>
+          </w:tcPr>
+          <w:p>
+            <w:r/>
+            <w:r>
+              <w:rPr>
+                <w:b/>
+                <w:sz w:val="18"/>
+              </w:rPr>
+              <w:t>Progress in Neuro-Psychopharmacology &amp; Biological Psychiatry</w:t>
+            </w:r>
+            <w:r>
+              <w:rPr>
+                <w:b w:val="0"/>
+                <w:sz w:val="18"/>
+              </w:rPr>
+              <w:br/>
+              <w:t>医学大类 2 区，IF 3.9</w:t>
+            </w:r>
+          </w:p>
+        </w:tc>
+        <w:tc>
+          <w:tcPr>
+            <w:tcW w:type="dxa" w:w="2948"/>
+          </w:tcPr>
+          <w:p>
+            <w:r/>
+            <w:r>
+              <w:rPr>
+                <w:b w:val="0"/>
+                <w:sz w:val="18"/>
+              </w:rPr>
+              <w:t>备选。若把重心放在联用对各药浓度的相互影响（而非用药格局），此刊更契合，因为它接受以血药浓度为核心变量的分析。</w:t>
+            </w:r>
+          </w:p>
+        </w:tc>
+        <w:tc>
+          <w:tcPr>
+            <w:tcW w:type="dxa" w:w="3288"/>
+          </w:tcPr>
+          <w:p>
+            <w:r/>
+            <w:r>
+              <w:rPr>
+                <w:b w:val="0"/>
+                <w:sz w:val="18"/>
+              </w:rPr>
+              <w:t>Tanzer 等《Smoking, plasma concentration, antipsychotic polypharmacy and adverse drug reaction burden in clozapine outpatients》（Aust N Z J Psychiatry 2026）是把浓度与联用、不良反应负担放在同一分析中的最接近工作，可作结构参照——其局限在于浓度只涉及氯氮平一种药，而本方向覆盖同时测定的多药。</w:t>
+            </w:r>
+          </w:p>
+        </w:tc>
+      </w:tr>
+      <w:tr>
+        <w:tc>
+          <w:tcPr>
+            <w:tcW w:type="dxa" w:w="567"/>
+          </w:tcPr>
+          <w:p>
+            <w:r/>
+            <w:r>
+              <w:rPr>
+                <w:b w:val="0"/>
+                <w:sz w:val="18"/>
+              </w:rPr>
+              <w:t>四</w:t>
+            </w:r>
+          </w:p>
+        </w:tc>
+        <w:tc>
+          <w:tcPr>
+            <w:tcW w:type="dxa" w:w="2494"/>
+          </w:tcPr>
+          <w:p>
+            <w:r/>
+            <w:r>
+              <w:rPr>
+                <w:b/>
+                <w:sz w:val="18"/>
+              </w:rPr>
+              <w:t>Journal of Affective Disorders</w:t>
+            </w:r>
+            <w:r>
+              <w:rPr>
+                <w:b w:val="0"/>
+                <w:sz w:val="18"/>
+              </w:rPr>
+              <w:br/>
+              <w:t>医学 2 区 / 精神病学小类 2 区，IF 约 4.9</w:t>
+            </w:r>
+          </w:p>
+        </w:tc>
+        <w:tc>
+          <w:tcPr>
+            <w:tcW w:type="dxa" w:w="2948"/>
+          </w:tcPr>
+          <w:p>
+            <w:r/>
+            <w:r>
+              <w:rPr>
+                <w:b/>
+                <w:sz w:val="18"/>
+              </w:rPr>
+              <w:t>首选。</w:t>
+            </w:r>
+            <w:r>
+              <w:rPr>
+                <w:b w:val="0"/>
+                <w:sz w:val="18"/>
+              </w:rPr>
+              <w:t xml:space="preserve"> 抗精神病药相关体重增加与代谢结局是该刊的常规议题，且其对真实世界纵向数据的接受度高于以随机对照试验为主的精神分裂症专刊。</w:t>
+            </w:r>
+          </w:p>
+        </w:tc>
+        <w:tc>
+          <w:tcPr>
+            <w:tcW w:type="dxa" w:w="3288"/>
+          </w:tcPr>
+          <w:p>
+            <w:r/>
+            <w:r>
+              <w:rPr>
+                <w:b w:val="0"/>
+                <w:sz w:val="18"/>
+              </w:rPr>
+              <w:t>该刊 2025 年发表《Adverse events associated with four atypical antipsychotics used as augmentation treatment for major depressive disorder》——非典型抗精神病药的不良事件研究，在人群、暴露定义与结局组织上均可直接参照。</w:t>
+            </w:r>
+          </w:p>
+        </w:tc>
+      </w:tr>
+      <w:tr>
+        <w:tc>
+          <w:tcPr>
+            <w:tcW w:type="dxa" w:w="567"/>
+          </w:tcPr>
+          <w:p>
+            <w:r/>
+            <w:r>
+              <w:rPr>
+                <w:b w:val="0"/>
+                <w:sz w:val="18"/>
+              </w:rPr>
+              <w:t>四</w:t>
+            </w:r>
+          </w:p>
+        </w:tc>
+        <w:tc>
+          <w:tcPr>
+            <w:tcW w:type="dxa" w:w="2494"/>
+          </w:tcPr>
+          <w:p>
+            <w:r/>
+            <w:r>
+              <w:rPr>
+                <w:b/>
+                <w:sz w:val="18"/>
+              </w:rPr>
+              <w:t>Progress in Neuro-Psychopharmacology &amp; Biological Psychiatry</w:t>
+            </w:r>
+            <w:r>
+              <w:rPr>
+                <w:b w:val="0"/>
+                <w:sz w:val="18"/>
+              </w:rPr>
+              <w:br/>
+              <w:t>医学大类 2 区，IF 3.9</w:t>
+            </w:r>
+          </w:p>
+        </w:tc>
+        <w:tc>
+          <w:tcPr>
+            <w:tcW w:type="dxa" w:w="2948"/>
+          </w:tcPr>
+          <w:p>
+            <w:r/>
+            <w:r>
+              <w:rPr>
+                <w:b w:val="0"/>
+                <w:sz w:val="18"/>
+              </w:rPr>
+              <w:t>备选。若把重心放在“暴露—轨迹”的剂量反应关系（而非人群描述），此刊更契合，因为它接受把血药浓度作为连续暴露变量的分析。</w:t>
+            </w:r>
+          </w:p>
+        </w:tc>
+        <w:tc>
+          <w:tcPr>
+            <w:tcW w:type="dxa" w:w="3288"/>
+          </w:tcPr>
+          <w:p>
+            <w:r/>
+            <w:r>
+              <w:rPr>
+                <w:b w:val="0"/>
+                <w:sz w:val="18"/>
+              </w:rPr>
+              <w:t>同上，该刊的浓度—效应类论文可作模板。</w:t>
+            </w:r>
+          </w:p>
+        </w:tc>
+      </w:tr>
+      <w:tr>
+        <w:tc>
+          <w:tcPr>
+            <w:tcW w:type="dxa" w:w="567"/>
+          </w:tcPr>
+          <w:p>
+            <w:r/>
+            <w:r>
+              <w:rPr>
+                <w:b w:val="0"/>
+                <w:sz w:val="18"/>
+              </w:rPr>
+              <w:t>五</w:t>
+            </w:r>
+          </w:p>
+        </w:tc>
+        <w:tc>
+          <w:tcPr>
+            <w:tcW w:type="dxa" w:w="2494"/>
+          </w:tcPr>
+          <w:p>
+            <w:r/>
+            <w:r>
+              <w:rPr>
+                <w:b/>
+                <w:sz w:val="18"/>
+              </w:rPr>
+              <w:t>Drug Safety</w:t>
+            </w:r>
+            <w:r>
+              <w:rPr>
+                <w:b w:val="0"/>
+                <w:sz w:val="18"/>
+              </w:rPr>
+              <w:br/>
+              <w:t>药学小类 2 区，IF 3.8</w:t>
+            </w:r>
+          </w:p>
+        </w:tc>
+        <w:tc>
+          <w:tcPr>
+            <w:tcW w:type="dxa" w:w="2948"/>
+          </w:tcPr>
+          <w:p>
+            <w:r/>
+            <w:r>
+              <w:rPr>
+                <w:b/>
+                <w:sz w:val="18"/>
+              </w:rPr>
+              <w:t>首选。</w:t>
+            </w:r>
+            <w:r>
+              <w:rPr>
+                <w:b w:val="0"/>
+                <w:sz w:val="18"/>
+              </w:rPr>
+              <w:t xml:space="preserve"> 本方向的核心贡献是“院内浓度与自发报告三角互证”这一方法学工作，而信号评价方法学正是该刊的主场；其对信号可信度的严格要求也与本设计的敏感性安排契合。</w:t>
+            </w:r>
+          </w:p>
+        </w:tc>
+        <w:tc>
+          <w:tcPr>
+            <w:tcW w:type="dxa" w:w="3288"/>
+          </w:tcPr>
+          <w:p>
+            <w:r/>
+            <w:r>
+              <w:rPr>
+                <w:b w:val="0"/>
+                <w:sz w:val="18"/>
+              </w:rPr>
+              <w:t>该刊常规刊载不均衡分析与信号评价的方法学论文，可检索其 ROR/EBGM 方法学专题作模板。</w:t>
+            </w:r>
+          </w:p>
+        </w:tc>
+      </w:tr>
+      <w:tr>
+        <w:tc>
+          <w:tcPr>
+            <w:tcW w:type="dxa" w:w="567"/>
+          </w:tcPr>
+          <w:p>
+            <w:r/>
+            <w:r>
+              <w:rPr>
+                <w:b w:val="0"/>
+                <w:sz w:val="18"/>
+              </w:rPr>
+              <w:t>五</w:t>
+            </w:r>
+          </w:p>
+        </w:tc>
+        <w:tc>
+          <w:tcPr>
+            <w:tcW w:type="dxa" w:w="2494"/>
+          </w:tcPr>
+          <w:p>
+            <w:r/>
+            <w:r>
+              <w:rPr>
+                <w:b/>
+                <w:sz w:val="18"/>
+              </w:rPr>
+              <w:t>International Journal of Neuropsychopharmacology</w:t>
+            </w:r>
+            <w:r>
+              <w:rPr>
+                <w:b w:val="0"/>
+                <w:sz w:val="18"/>
+              </w:rPr>
+              <w:br/>
+              <w:t>医学 2 区（精神病学小类 2 区），IF 约 4.5</w:t>
+            </w:r>
+          </w:p>
+        </w:tc>
+        <w:tc>
+          <w:tcPr>
+            <w:tcW w:type="dxa" w:w="2948"/>
+          </w:tcPr>
+          <w:p>
+            <w:r/>
+            <w:r>
+              <w:rPr>
+                <w:b w:val="0"/>
+                <w:sz w:val="18"/>
+              </w:rPr>
+              <w:t>备选。该刊明确接受基于自发报告数据库的药物警戒分析，而本方向在此基础上多了一层院内浓度数据，属于其读者会认为“更进一步”的工作。</w:t>
+            </w:r>
+          </w:p>
+        </w:tc>
+        <w:tc>
+          <w:tcPr>
+            <w:tcW w:type="dxa" w:w="3288"/>
+          </w:tcPr>
+          <w:p>
+            <w:r/>
+            <w:r>
+              <w:rPr>
+                <w:b w:val="0"/>
+                <w:sz w:val="18"/>
+              </w:rPr>
+              <w:t>《Exploring the risk of adverse drug events in combination with antiparkinsonics and antipsychotics—a two-decade real-world pharmacovigilance analysis based on the FAERS database》（2025，DOI 10.1093/ijnp/pyaf033）。</w:t>
+            </w:r>
+            <w:r>
+              <w:rPr>
+                <w:b/>
+                <w:sz w:val="18"/>
+              </w:rPr>
+              <w:t>注意其研究对象正是抗帕金森药与抗精神病药的联用</w:t>
+            </w:r>
+            <w:r>
+              <w:rPr>
+                <w:b w:val="0"/>
+                <w:sz w:val="18"/>
+              </w:rPr>
+              <w:t>，而本数据中的苯海索恰是锥体外系反应的代理标志——两者是同一问题的两种测量方式，可在讨论中直接对话。</w:t>
+            </w:r>
+          </w:p>
+        </w:tc>
+      </w:tr>
+      <w:tr>
+        <w:tc>
+          <w:tcPr>
+            <w:tcW w:type="dxa" w:w="567"/>
+          </w:tcPr>
+          <w:p>
+            <w:r/>
+            <w:r>
+              <w:rPr>
+                <w:b w:val="0"/>
+                <w:sz w:val="18"/>
+              </w:rPr>
+              <w:t>五</w:t>
+            </w:r>
+          </w:p>
+        </w:tc>
+        <w:tc>
+          <w:tcPr>
+            <w:tcW w:type="dxa" w:w="2494"/>
+          </w:tcPr>
+          <w:p>
+            <w:r/>
+            <w:r>
+              <w:rPr>
+                <w:b/>
+                <w:sz w:val="18"/>
+              </w:rPr>
+              <w:t>Journal of Affective Disorders</w:t>
+            </w:r>
+            <w:r>
+              <w:rPr>
+                <w:b w:val="0"/>
+                <w:sz w:val="18"/>
+              </w:rPr>
+              <w:br/>
+              <w:t>医学 2 区 / 精神病学小类 2 区，IF 约 4.9</w:t>
+            </w:r>
+          </w:p>
+        </w:tc>
+        <w:tc>
+          <w:tcPr>
+            <w:tcW w:type="dxa" w:w="2948"/>
+          </w:tcPr>
+          <w:p>
+            <w:r/>
+            <w:r>
+              <w:rPr>
+                <w:b w:val="0"/>
+                <w:sz w:val="18"/>
+              </w:rPr>
+              <w:t>第三选择。若代理终点集中在代谢与内分泌类（高泌乳素血症等），此刊的读者匹配度更高。</w:t>
+            </w:r>
+          </w:p>
+        </w:tc>
+        <w:tc>
+          <w:tcPr>
+            <w:tcW w:type="dxa" w:w="3288"/>
+          </w:tcPr>
+          <w:p>
+            <w:r/>
+            <w:r>
+              <w:rPr>
+                <w:b w:val="0"/>
+                <w:sz w:val="18"/>
+              </w:rPr>
+              <w:t>《Adverse events associated with four atypical antipsychotics…based on the FAERS database》（2025）。</w:t>
+            </w:r>
+          </w:p>
+        </w:tc>
+      </w:tr>
+    </w:tbl>
+    <w:p/>
+    <w:p>
+      <w:r>
+        <w:rPr>
+          <w:b w:val="0"/>
+          <w:i w:val="0"/>
+        </w:rPr>
+        <w:t>上表的分区、影响因子与相近稿件于 2026 年 8 月经公开来源逐条核对。两点提醒：其一，中科院分区每年更新，基础版与升级版结论可能不同，投稿前应以本单位认可的当年版本为准；其二，同一刊在大类与小类的分区常不一致，本表已按“就高不就低”标注，并注明所依据的口径。</w:t>
+      </w:r>
+    </w:p>
+    <w:p>
+      <w:r>
+        <w:rPr>
+          <w:b w:val="0"/>
+          <w:i w:val="0"/>
+        </w:rPr>
+        <w:t>本组五个方向中有三个可投 Progress in Neuro-Psychopharmacology &amp; Biological Psychiatry 或 International Journal of Neuropsychopharmacology。同一课题组连续投同一刊并非问题，但若计划在同一年内投出两篇以上，建议按上表的备选项分散，以免审稿人重复。</w:t>
+      </w:r>
+    </w:p>
+    <w:p>
+      <w:r>
+        <w:rPr>
+          <w:b w:val="0"/>
+          <w:i w:val="0"/>
+        </w:rPr>
+        <w:t>本次未采用平台内置的论文审稿模块作辅助，原因是该模块的功能为按 CONSORT、PRISMA、STROBE 等报告规范清单评审稿件质量，不具备期刊匹配能力；期刊信息由公开来源检索获得。</w:t>
+      </w:r>
+    </w:p>
+    <w:p>
+      <w:pPr>
+        <w:pStyle w:val="Heading2"/>
+      </w:pPr>
+      <w:r>
+        <w:rPr>
+          <w:b w:val="0"/>
+          <w:i w:val="0"/>
+        </w:rPr>
+        <w:t>七、跨领域方法借鉴与转移边界</w:t>
       </w:r>
     </w:p>
     <w:p>
@@ -5411,7 +6552,7 @@
           <w:b w:val="0"/>
           <w:i w:val="0"/>
         </w:rPr>
-        <w:t>七、字段使用总表</w:t>
+        <w:t>八、字段使用总表</w:t>
       </w:r>
     </w:p>
     <w:p>
@@ -6446,7 +7587,7 @@
           <w:b w:val="0"/>
           <w:i w:val="0"/>
         </w:rPr>
-        <w:t>八、全量数据需求与治理要求</w:t>
+        <w:t>九、全量数据需求与治理要求</w:t>
       </w:r>
     </w:p>
     <w:p>
@@ -6607,7 +7748,7 @@
           <w:b w:val="0"/>
           <w:i w:val="0"/>
         </w:rPr>
-        <w:t>九、局限</w:t>
+        <w:t>十、局限</w:t>
       </w:r>
     </w:p>
     <w:p>
@@ -6739,7 +7880,7 @@
           <w:b w:val="0"/>
           <w:i w:val="0"/>
         </w:rPr>
-        <w:t>十、实施次序</w:t>
+        <w:t>十一、实施次序</w:t>
       </w:r>
     </w:p>
     <w:p>
@@ -6748,7 +7889,24 @@
           <w:b w:val="0"/>
           <w:i w:val="0"/>
         </w:rPr>
-        <w:t>本报告提出的五个方向按可立即启动的程度排序为：方向一与方向三所需字段均已齐备，可在获得全量数据后立即开展；方向二需先完成合并用药的解剖治疗化学分类归一；方向四需确认体重记录的覆盖率；方向五需补充血常规项目方能覆盖氯氮平的关键终点。五个方向共享同一套暴露变量构造，因此方向一的暴露重建管线是其余四个方向的前置工作，应优先实施。</w:t>
+        <w:t>五个方向按可立即启动的程度排序如下。</w:t>
+      </w:r>
+      <w:r>
+        <w:rPr>
+          <w:b/>
+          <w:i w:val="0"/>
+        </w:rPr>
+        <w:t>方向三所需字段全部齐备且计算最直接</w:t>
+      </w:r>
+      <w:r>
+        <w:rPr>
+          <w:b w:val="0"/>
+          <w:i w:val="0"/>
+        </w:rPr>
+        <w:t>——窗内位置由检验表自带的参考范围即可算出，住院与出院格局由医嘱途径字段区分，不依赖任何时间对齐假设，因此适合作为第一篇产出，其结果又为其余方向提供联用协变量。方向一次之，其暴露重建管线是方向二、四、五共用的前置工作，应紧随其后实施。方向二需先完成合并用药的解剖治疗化学分类归一；方向四需确认体重记录的覆盖率；方向五需补充血常规项目方能覆盖氯氮平的关键终点，其余终点不受影响。</w:t>
+        <w:br/>
+        <w:br/>
+        <w:t>就投稿次序而言，建议以方向三作为该系列的首篇：它的立论（既有联用证据全部来自处方计数）清晰、对照对象明确、且不依赖复杂建模，审稿风险最低；方向一的方法学分量最重，宜在首篇建立数据可信度之后投出。</w:t>
       </w:r>
     </w:p>
     <w:sectPr>
